--- a/בראשית/Complete/בראשית ג.docx
+++ b/בראשית/Complete/בראשית ג.docx
@@ -41,7 +41,7 @@
           <w:pgNumType w:start="1"/>
         </w:sectPr>
       </w:pPr>
-      <w:bookmarkStart w:colFirst="0" w:colLast="0" w:name="_8pwp1s64h7ze" w:id="0"/>
+      <w:bookmarkStart w:colFirst="0" w:colLast="0" w:name="_kbj7ta89psjj" w:id="0"/>
       <w:bookmarkEnd w:id="0"/>
       <w:r>
         <w:rPr>
@@ -70,7 +70,7 @@
     </w:p>
     <w:p>
       <w:pPr>
-        <w:pStyle w:val="heading1"/>
+        <w:pStyle w:val="Heading1"/>
         <w:keepNext w:val="0"/>
         <w:keepLines w:val="0"/>
         <w:bidi w:val="1"/>
@@ -148,7 +148,7 @@
     </w:p>
     <w:p>
       <w:pPr>
-        <w:pStyle w:val="heading2"/>
+        <w:pStyle w:val="Heading2"/>
         <w:bidi w:val="1"/>
         <w:rPr/>
       </w:pPr>
@@ -12523,7 +12523,7 @@
     </w:p>
     <w:p>
       <w:pPr>
-        <w:pStyle w:val="heading1"/>
+        <w:pStyle w:val="Heading1"/>
         <w:keepNext w:val="0"/>
         <w:keepLines w:val="0"/>
         <w:bidi w:val="1"/>
